--- a/docs/RoadTailBench_Metrics_Methods_NC.docx
+++ b/docs/RoadTailBench_Metrics_Methods_NC.docx
@@ -7056,9 +7056,6 @@
     <w:p>
       <w:pPr>
         <w:pStyle w:val="5"/>
-        <w:rPr>
-          <w:highlight w:val="green"/>
-        </w:rPr>
       </w:pPr>
       <w:r>
         <w:rPr>
@@ -7066,36 +7063,179 @@
         </w:rPr>
         <w:t>3.6 Proximity Risk</w:t>
       </w:r>
-    </w:p>
-    <w:p>
       <w:r>
         <w:rPr>
-          <w:b/>
+          <w:rFonts w:hint="eastAsia"/>
+          <w:highlight w:val="green"/>
         </w:rPr>
-        <w:t>目的：</w:t>
-      </w:r>
-      <w:r>
-        <w:t>从最近动态 actor、纵向闭合风险、横向冲突时间和环境 clearance 评价近距交互安全。</w:t>
+        <w:t>(近距安全裕度)</w:t>
       </w:r>
     </w:p>
     <w:p>
-      <w:r>
+      <w:pPr>
         <w:rPr>
-          <w:b/>
+          <w:rFonts w:hint="eastAsia"/>
         </w:rPr>
-        <w:t>输入：</w:t>
-      </w:r>
-      <w:r>
-        <w:t>ego 与 actor 的相对位置/速度、yaw、环境 raycast clearance。</w:t>
-      </w:r>
-    </w:p>
-    <w:p>
+      </w:pPr>
       <w:r>
         <w:rPr>
           <w:rFonts w:hint="eastAsia"/>
         </w:rPr>
-        <w:t>动态距离阈值：</w:t>
+        <w:t>目的：评价 ego 与动态交通参与者及静态环境障碍物之间的近距交互安全裕度。</w:t>
       </w:r>
+    </w:p>
+    <w:p>
+      <w:pPr>
+        <w:rPr>
+          <w:rFonts w:hint="eastAsia"/>
+        </w:rPr>
+      </w:pPr>
+      <w:r>
+        <w:rPr>
+          <w:rFonts w:hint="eastAsia"/>
+        </w:rPr>
+        <w:t>输入：每帧收集的两类候选对象：</w:t>
+      </w:r>
+    </w:p>
+    <w:p>
+      <w:pPr>
+        <w:rPr>
+          <w:rFonts w:hint="eastAsia"/>
+        </w:rPr>
+      </w:pPr>
+      <w:r>
+        <w:rPr>
+          <w:rFonts w:hint="eastAsia"/>
+        </w:rPr>
+        <w:t>动态 actor：frame log 中记录的车辆、行人、静态 actor 等。</w:t>
+      </w:r>
+    </w:p>
+    <w:p>
+      <w:pPr>
+        <w:rPr>
+          <w:rFonts w:hint="eastAsia"/>
+        </w:rPr>
+      </w:pPr>
+      <w:r>
+        <w:rPr>
+          <w:rFonts w:hint="eastAsia"/>
+        </w:rPr>
+        <w:t>环境命中 (Environment hits)：environment_hits 中的 raycast 命中（包括相对角度、距离和命中位置）。</w:t>
+      </w:r>
+    </w:p>
+    <w:p>
+      <w:pPr>
+        <w:rPr>
+          <w:rFonts w:hint="eastAsia"/>
+        </w:rPr>
+      </w:pPr>
+      <w:r>
+        <w:rPr>
+          <w:rFonts w:hint="eastAsia" w:hAnsi="Cambria Math" w:eastAsia="宋体"/>
+          <w:i w:val="0"/>
+          <w:sz w:val="22"/>
+          <w:lang w:val="en-US" w:eastAsia="zh-CN"/>
+        </w:rPr>
+        <w:t>1动态对象距离惩罚</w:t>
+      </w:r>
+      <m:oMath>
+        <m:d>
+          <m:dPr>
+            <m:ctrlPr>
+              <w:rPr>
+                <w:rFonts w:hint="default" w:ascii="Cambria Math" w:hAnsi="Cambria Math"/>
+                <w:i/>
+                <w:sz w:val="22"/>
+              </w:rPr>
+            </m:ctrlPr>
+          </m:dPr>
+          <m:e>
+            <m:sSub>
+              <m:sSubPr>
+                <m:ctrlPr>
+                  <w:rPr>
+                    <w:rFonts w:hint="default" w:ascii="Cambria Math" w:hAnsi="Cambria Math"/>
+                    <w:sz w:val="22"/>
+                  </w:rPr>
+                </m:ctrlPr>
+              </m:sSubPr>
+              <m:e>
+                <m:r>
+                  <m:rPr/>
+                  <w:rPr>
+                    <w:rFonts w:hint="default" w:ascii="Cambria Math" w:hAnsi="Cambria Math"/>
+                    <w:sz w:val="22"/>
+                  </w:rPr>
+                  <m:t>q</m:t>
+                </m:r>
+                <m:ctrlPr>
+                  <w:rPr>
+                    <w:rFonts w:ascii="Cambria Math" w:hAnsi="Cambria Math"/>
+                    <w:sz w:val="22"/>
+                  </w:rPr>
+                </m:ctrlPr>
+              </m:e>
+              <m:sub>
+                <m:r>
+                  <m:rPr>
+                    <m:sty m:val="p"/>
+                  </m:rPr>
+                  <w:rPr>
+                    <w:rFonts w:hint="default" w:ascii="Cambria Math" w:hAnsi="Cambria Math"/>
+                    <w:sz w:val="22"/>
+                  </w:rPr>
+                  <m:t>dist</m:t>
+                </m:r>
+                <m:ctrlPr>
+                  <w:rPr>
+                    <w:rFonts w:ascii="Cambria Math" w:hAnsi="Cambria Math"/>
+                    <w:sz w:val="22"/>
+                  </w:rPr>
+                </m:ctrlPr>
+              </m:sub>
+            </m:sSub>
+            <m:ctrlPr>
+              <w:rPr>
+                <w:rFonts w:hint="default" w:ascii="Cambria Math" w:hAnsi="Cambria Math"/>
+                <w:sz w:val="22"/>
+              </w:rPr>
+            </m:ctrlPr>
+          </m:e>
+        </m:d>
+      </m:oMath>
+    </w:p>
+    <w:p>
+      <w:pPr>
+        <w:rPr>
+          <w:rFonts w:hint="eastAsia"/>
+        </w:rPr>
+      </w:pPr>
+      <w:r>
+        <w:rPr>
+          <w:rFonts w:hint="eastAsia"/>
+        </w:rPr>
+        <w:t xml:space="preserve">动态安全距离阈值随 ego 速度 </w:t>
+      </w:r>
+      <w:r>
+        <w:rPr>
+          <w:rFonts w:hint="eastAsia" w:eastAsia="宋体"/>
+          <w:lang w:val="en-US" w:eastAsia="zh-CN"/>
+        </w:rPr>
+        <w:t>v</w:t>
+      </w:r>
+      <w:r>
+        <w:rPr>
+          <w:rFonts w:hint="eastAsia"/>
+        </w:rPr>
+        <w:t xml:space="preserve"> 变化。计算当前距离 d min  在危险与安全阈值之间的得分：</w:t>
+      </w:r>
+    </w:p>
+    <w:p>
+      <w:pPr>
+        <w:rPr>
+          <w:rFonts w:hint="eastAsia"/>
+        </w:rPr>
+      </w:pPr>
     </w:p>
     <w:p>
       <w:pPr>
@@ -7351,11 +7491,14 @@
                   <m:sty m:val="p"/>
                 </m:rPr>
                 <w:rPr>
-                  <w:rFonts w:hint="default" w:ascii="Cambria Math" w:hAnsi="Cambria Math"/>
-                  <w:sz w:val="22"/>
-                </w:rPr>
-                <m:t>caution</m:t>
+                  <w:rFonts w:hint="default" w:ascii="Cambria Math" w:hAnsi="Cambria Math" w:eastAsia="宋体"/>
+                  <w:sz w:val="22"/>
+                  <w:lang w:val="en-US" w:eastAsia="zh-CN"/>
+                </w:rPr>
+                <m:t>safe</m:t>
               </m:r>
+              <w:bookmarkStart w:id="0" w:name="_GoBack"/>
+              <w:bookmarkEnd w:id="0"/>
               <m:ctrlPr>
                 <w:rPr>
                   <w:rFonts w:ascii="Cambria Math" w:hAnsi="Cambria Math"/>
@@ -7617,13 +7760,58 @@
                   </m:ctrlPr>
                 </m:fPr>
                 <m:num>
+                  <m:sSub>
+                    <m:sSubPr>
+                      <m:ctrlPr>
+                        <w:rPr>
+                          <w:rFonts w:hint="default" w:ascii="Cambria Math" w:hAnsi="Cambria Math"/>
+                          <w:sz w:val="22"/>
+                        </w:rPr>
+                      </m:ctrlPr>
+                    </m:sSubPr>
+                    <m:e>
+                      <m:r>
+                        <m:rPr/>
+                        <w:rPr>
+                          <w:rFonts w:hint="default" w:ascii="Cambria Math" w:hAnsi="Cambria Math"/>
+                          <w:sz w:val="22"/>
+                        </w:rPr>
+                        <m:t>d</m:t>
+                      </m:r>
+                      <m:ctrlPr>
+                        <w:rPr>
+                          <w:rFonts w:ascii="Cambria Math" w:hAnsi="Cambria Math"/>
+                          <w:sz w:val="22"/>
+                        </w:rPr>
+                      </m:ctrlPr>
+                    </m:e>
+                    <m:sub>
+                      <m:r>
+                        <m:rPr>
+                          <m:sty m:val="p"/>
+                        </m:rPr>
+                        <w:rPr>
+                          <w:rFonts w:hint="default" w:ascii="Cambria Math" w:hAnsi="Cambria Math" w:eastAsia="宋体"/>
+                          <w:sz w:val="22"/>
+                          <w:lang w:val="en-US" w:eastAsia="zh-CN"/>
+                        </w:rPr>
+                        <m:t>min</m:t>
+                      </m:r>
+                      <m:ctrlPr>
+                        <w:rPr>
+                          <w:rFonts w:ascii="Cambria Math" w:hAnsi="Cambria Math"/>
+                          <w:sz w:val="22"/>
+                        </w:rPr>
+                      </m:ctrlPr>
+                    </m:sub>
+                  </m:sSub>
                   <m:r>
                     <m:rPr/>
                     <w:rPr>
                       <w:rFonts w:hint="default" w:ascii="Cambria Math" w:hAnsi="Cambria Math"/>
                       <w:sz w:val="22"/>
                     </w:rPr>
-                    <m:t>d−</m:t>
+                    <m:t>−</m:t>
                   </m:r>
                   <m:sSub>
                     <m:sSubPr>
@@ -7708,10 +7896,11 @@
                           <m:sty m:val="p"/>
                         </m:rPr>
                         <w:rPr>
-                          <w:rFonts w:hint="default" w:ascii="Cambria Math" w:hAnsi="Cambria Math"/>
+                          <w:rFonts w:hint="default" w:ascii="Cambria Math" w:hAnsi="Cambria Math" w:eastAsia="宋体"/>
                           <w:sz w:val="22"/>
+                          <w:lang w:val="en-US" w:eastAsia="zh-CN"/>
                         </w:rPr>
-                        <m:t>caution</m:t>
+                        <m:t>safe</m:t>
                       </m:r>
                       <m:ctrlPr>
                         <w:rPr>
@@ -17036,8 +17225,6 @@
         <w:spacing w:before="40" w:after="120"/>
         <w:ind w:left="259"/>
       </w:pPr>
-      <w:bookmarkStart w:id="0" w:name="_GoBack"/>
-      <w:bookmarkEnd w:id="0"/>
       <w:r>
         <w:rPr>
           <w:rFonts w:ascii="Consolas" w:hAnsi="Consolas"/>
